--- a/tocomplete/RKI/Equity2025-2026/Abstrak.A.3.1.Armein.Z.R.Langi.docx
+++ b/tocomplete/RKI/Equity2025-2026/Abstrak.A.3.1.Armein.Z.R.Langi.docx
@@ -2225,7 +2225,7 @@
               <w:sz w:val="20"/>
               <w:szCs w:val="20"/>
             </w:rPr>
-            <w:t xml:space="preserve">PROGRAM</w:t>
+            <w:t xml:space="preserve">RKI</w:t>
           </w:r>
           <w:r>
             <w:rPr>
